--- a/docs/report/CFJ_WIL_Task_2_Report.docx
+++ b/docs/report/CFJ_WIL_Task_2_Report.docx
@@ -1979,7 +1979,7 @@
     </w:p>
     <w:p>
       <w:r>
-        <w:t>The Android client is a native Kotlin application (package za.co.cfjlifestylefitness.app). It is built with Gradle 9.4.1 and Android Gradle Plugin 9.2.1, compiles and targets SDK 36 and supports Android 8.0 (API 26) and later. The debug APK in the submission pack is 8,445,659 bytes with SHA-256 90A810FF9248974A06E3D6BA570354E962912B398FB6F7EEBF9067835A725E76, built from commit 12c0312 (BUILD SUCCESSFUL in 7m 52s on re-verification, including unit tests and lint).</w:t>
+        <w:t>The Android client is a native Kotlin application (package za.co.cfjlifestylefitness.app). It is built with Gradle 9.4.1 and Android Gradle Plugin 9.2.1, compiles and targets SDK 36 and supports Android 8.0 (API 26) and later. The debug APK in the submission pack is 8,445,659 bytes with SHA-256 90A810FF9248974A06E3D6BA570354E962912B398FB6F7EEBF9067835A725E76, built from commit 78a36ff; the source code is unchanged in 12c0312 (BUILD SUCCESSFUL in 7m 52s on re-verification, including unit tests and lint).</w:t>
       </w:r>
     </w:p>
     <w:p>

--- a/docs/report/CFJ_WIL_Task_2_Report.docx
+++ b/docs/report/CFJ_WIL_Task_2_Report.docx
@@ -7187,7 +7187,7 @@
                 <w:color w:val="C2410C"/>
                 <w:sz w:val="24"/>
               </w:rPr>
-              <w:t>VIDEO LINK: VIDEO_LINK_HERE</w:t>
+              <w:t>VIDEO LINK: not available - no recording was submitted with this version</w:t>
             </w:r>
           </w:p>
         </w:tc>

--- a/docs/report/CFJ_WIL_Task_2_Report.docx
+++ b/docs/report/CFJ_WIL_Task_2_Report.docx
@@ -6115,7 +6115,7 @@
     </w:p>
     <w:p>
       <w:r>
-        <w:t>Work was delivered through pull requests against main. PRs #1, #3, #4 and #5 are merged and brought in the project structure and documentation, the schema and seeds, and the testing evidence. PR #6 carries the Firebase account flows, the Android account screen and the Oracle identity mapping; it is complete and mergeable but was still open at the time of writing, so this report cites the implementation commit 12c0312 and the tag task2-submission rather than relying on the default branch alone.</w:t>
+        <w:t>Work was delivered through pull requests against main. All six pull requests are now merged: #1 brought in the project structure and documentation, #3 the website and Android prototype, #4 the Oracle schema, seeds and class contract, #5 the website acceptance evidence, #2 the browser-state recovery fix, and #6 the Firebase account flows, the Android account screen and the Oracle identity mapping. PR #6's merge commit is 12c0312, which is also the tag task2-submission; main additionally carries the final report and evidence.</w:t>
       </w:r>
     </w:p>
     <w:p>
@@ -6321,7 +6321,7 @@
               <w:rPr>
                 <w:sz w:val="17"/>
               </w:rPr>
-              <w:t>Architecture, API, Firebase gate, Android app, CI, report and evidence</w:t>
+              <w:t>Integration, Firebase authentication and gate, Node.js API, Android app, Oracle adapters, CI and this report</w:t>
             </w:r>
           </w:p>
         </w:tc>
@@ -6383,7 +6383,7 @@
               <w:rPr>
                 <w:sz w:val="17"/>
               </w:rPr>
-              <w:t>Oracle schema, seeds, constraints, shared DTO contracts</w:t>
+              <w:t>Oracle schema, migrations 001-004, constraints, seed data and the shared class-response contract</w:t>
             </w:r>
           </w:p>
         </w:tc>
@@ -6441,7 +6441,7 @@
               <w:rPr>
                 <w:sz w:val="17"/>
               </w:rPr>
-              <w:t>Business analysis, requirements and documentation branches</w:t>
+              <w:t>Requirements, acceptance cases, meeting schedule, progress tracker and contribution records</w:t>
             </w:r>
           </w:p>
         </w:tc>
@@ -6503,7 +6503,7 @@
               <w:rPr>
                 <w:sz w:val="17"/>
               </w:rPr>
-              <w:t>Test plan, test cases, acceptance report, video plan</w:t>
+              <w:t>Test plan, 28 test cases, results, defects, acceptance report and video plan</w:t>
             </w:r>
           </w:p>
         </w:tc>
@@ -6568,6 +6568,11 @@
       </w:tr>
     </w:tbl>
     <w:p/>
+    <w:p>
+      <w:r>
+        <w:t>The same four members and their contribution areas appear on the cover page. The underlying evidence for each area is indexed in Appendix B and in docs/team/CONTRIBUTIONS.md in the repository.</w:t>
+      </w:r>
+    </w:p>
     <w:p>
       <w:pPr>
         <w:pStyle w:val="Heading2"/>
